--- a/Mark/Angular/Mark Haney.docx
+++ b/Mark/Angular/Mark Haney.docx
@@ -166,7 +166,17 @@
                 <w:sz w:val="24"/>
                 <w:szCs w:val="24"/>
               </w:rPr>
-              <w:t xml:space="preserve">+1 (407) 801-1287 </w:t>
+              <w:t>+1 (430) 279-2231</w:t>
+            </w:r>
+            <w:bookmarkStart w:id="0" w:name="_GoBack"/>
+            <w:bookmarkEnd w:id="0"/>
+            <w:r>
+              <w:rPr>
+                <w:rFonts w:ascii="Times New Roman" w:eastAsia="Times New Roman" w:hAnsi="Times New Roman" w:cs="Times New Roman"/>
+                <w:sz w:val="24"/>
+                <w:szCs w:val="24"/>
+              </w:rPr>
+              <w:t xml:space="preserve"> </w:t>
             </w:r>
             <w:r>
               <w:rPr>
@@ -3340,8 +3350,6 @@
           <w:szCs w:val="24"/>
         </w:rPr>
       </w:pPr>
-      <w:bookmarkStart w:id="0" w:name="_GoBack"/>
-      <w:bookmarkEnd w:id="0"/>
     </w:p>
     <w:p>
       <w:pPr>
@@ -7503,7 +7511,7 @@
 </file>
 
 <file path=customXml/itemProps1.xml><?xml version="1.0" encoding="utf-8"?>
-<ds:datastoreItem xmlns:ds="http://schemas.openxmlformats.org/officeDocument/2006/customXml" ds:itemID="{8ED63071-9973-4E32-867D-CF4C9C829D4D}">
+<ds:datastoreItem xmlns:ds="http://schemas.openxmlformats.org/officeDocument/2006/customXml" ds:itemID="{CF31515B-A8A5-4A2F-AA09-3ACD67E64542}">
   <ds:schemaRefs>
     <ds:schemaRef ds:uri="http://schemas.openxmlformats.org/officeDocument/2006/bibliography"/>
   </ds:schemaRefs>

--- a/Mark/Angular/Mark Haney.docx
+++ b/Mark/Angular/Mark Haney.docx
@@ -168,8 +168,6 @@
               </w:rPr>
               <w:t>+1 (430) 279-2231</w:t>
             </w:r>
-            <w:bookmarkStart w:id="0" w:name="_GoBack"/>
-            <w:bookmarkEnd w:id="0"/>
             <w:r>
               <w:rPr>
                 <w:rFonts w:ascii="Times New Roman" w:eastAsia="Times New Roman" w:hAnsi="Times New Roman" w:cs="Times New Roman"/>
@@ -250,7 +248,15 @@
           <w:rFonts w:ascii="Times New Roman" w:hAnsi="Times New Roman" w:cs="Times New Roman"/>
           <w:sz w:val="24"/>
         </w:rPr>
-        <w:t>Angular 2–17</w:t>
+        <w:t>Angular 2–</w:t>
+      </w:r>
+      <w:r>
+        <w:rPr>
+          <w:rStyle w:val="Strong"/>
+          <w:rFonts w:ascii="Times New Roman" w:hAnsi="Times New Roman" w:cs="Times New Roman"/>
+          <w:sz w:val="24"/>
+        </w:rPr>
+        <w:t>21</w:t>
       </w:r>
       <w:r>
         <w:rPr>
@@ -475,7 +481,17 @@
           <w:sz w:val="24"/>
           <w:szCs w:val="24"/>
         </w:rPr>
-        <w:t>Angular 2–17</w:t>
+        <w:t>Angular 2–</w:t>
+      </w:r>
+      <w:r>
+        <w:rPr>
+          <w:rFonts w:ascii="Times New Roman" w:eastAsia="Times New Roman" w:hAnsi="Times New Roman" w:cs="Times New Roman"/>
+          <w:b/>
+          <w:bCs/>
+          <w:sz w:val="24"/>
+          <w:szCs w:val="24"/>
+        </w:rPr>
+        <w:t>21</w:t>
       </w:r>
       <w:r>
         <w:rPr>
@@ -1128,8 +1144,20 @@
           <w:sz w:val="24"/>
           <w:szCs w:val="24"/>
         </w:rPr>
-        <w:t>Angular 15–17</w:t>
-      </w:r>
+        <w:t>Angular 15–</w:t>
+      </w:r>
+      <w:r>
+        <w:rPr>
+          <w:rFonts w:ascii="Times New Roman" w:eastAsia="Times New Roman" w:hAnsi="Times New Roman" w:cs="Times New Roman"/>
+          <w:b/>
+          <w:bCs/>
+          <w:sz w:val="24"/>
+          <w:szCs w:val="24"/>
+        </w:rPr>
+        <w:t>21</w:t>
+      </w:r>
+      <w:bookmarkStart w:id="0" w:name="_GoBack"/>
+      <w:bookmarkEnd w:id="0"/>
       <w:r>
         <w:rPr>
           <w:rFonts w:ascii="Times New Roman" w:eastAsia="Times New Roman" w:hAnsi="Times New Roman" w:cs="Times New Roman"/>
@@ -7511,7 +7539,7 @@
 </file>
 
 <file path=customXml/itemProps1.xml><?xml version="1.0" encoding="utf-8"?>
-<ds:datastoreItem xmlns:ds="http://schemas.openxmlformats.org/officeDocument/2006/customXml" ds:itemID="{CF31515B-A8A5-4A2F-AA09-3ACD67E64542}">
+<ds:datastoreItem xmlns:ds="http://schemas.openxmlformats.org/officeDocument/2006/customXml" ds:itemID="{68D644C6-24CF-4C7D-AA33-D534A40B8669}">
   <ds:schemaRefs>
     <ds:schemaRef ds:uri="http://schemas.openxmlformats.org/officeDocument/2006/bibliography"/>
   </ds:schemaRefs>

--- a/Mark/Angular/Mark Haney.docx
+++ b/Mark/Angular/Mark Haney.docx
@@ -1156,8 +1156,6 @@
         </w:rPr>
         <w:t>21</w:t>
       </w:r>
-      <w:bookmarkStart w:id="0" w:name="_GoBack"/>
-      <w:bookmarkEnd w:id="0"/>
       <w:r>
         <w:rPr>
           <w:rFonts w:ascii="Times New Roman" w:eastAsia="Times New Roman" w:hAnsi="Times New Roman" w:cs="Times New Roman"/>
@@ -1242,7 +1240,17 @@
           <w:sz w:val="24"/>
           <w:szCs w:val="24"/>
         </w:rPr>
-        <w:t xml:space="preserve"> and validation components for complex enterprise workflows, reducing duplicated UI logic by </w:t>
+        <w:t xml:space="preserve"> and validation components for complex enterprise workflows, reducing duplicated UI logic b</w:t>
+      </w:r>
+      <w:bookmarkStart w:id="0" w:name="_GoBack"/>
+      <w:bookmarkEnd w:id="0"/>
+      <w:r>
+        <w:rPr>
+          <w:rFonts w:ascii="Times New Roman" w:eastAsia="Times New Roman" w:hAnsi="Times New Roman" w:cs="Times New Roman"/>
+          <w:sz w:val="24"/>
+          <w:szCs w:val="24"/>
+        </w:rPr>
+        <w:t xml:space="preserve">y </w:t>
       </w:r>
       <w:r>
         <w:rPr>
@@ -3135,7 +3143,7 @@
           <w:sz w:val="24"/>
           <w:szCs w:val="24"/>
         </w:rPr>
-        <w:t>AngularJS 1.5–1.7</w:t>
+        <w:t>AngularJS</w:t>
       </w:r>
       <w:r>
         <w:rPr>
@@ -3167,25 +3175,7 @@
           <w:sz w:val="24"/>
           <w:szCs w:val="24"/>
         </w:rPr>
-        <w:t xml:space="preserve">Improved legacy AngularJS controller logic by moving repeated behavior into services and directives, reducing frontend defects by </w:t>
-      </w:r>
-      <w:r>
-        <w:rPr>
-          <w:rFonts w:ascii="Times New Roman" w:eastAsia="Times New Roman" w:hAnsi="Times New Roman" w:cs="Times New Roman"/>
-          <w:b/>
-          <w:bCs/>
-          <w:sz w:val="24"/>
-          <w:szCs w:val="24"/>
-        </w:rPr>
-        <w:t>17%</w:t>
-      </w:r>
-      <w:r>
-        <w:rPr>
-          <w:rFonts w:ascii="Times New Roman" w:eastAsia="Times New Roman" w:hAnsi="Times New Roman" w:cs="Times New Roman"/>
-          <w:sz w:val="24"/>
-          <w:szCs w:val="24"/>
-        </w:rPr>
-        <w:t xml:space="preserve"> in recurring customer configuration screens.</w:t>
+        <w:t>Improved legacy AngularJS controller logic by moving repeated behavior into services and directives, reducing frontend defects in recurring customer configuration screens.</w:t>
       </w:r>
     </w:p>
     <w:p>
@@ -3505,7 +3495,7 @@
         <w:rPr>
           <w:rStyle w:val="Strong"/>
         </w:rPr>
-        <w:t>AngularJS 1.2–1.4</w:t>
+        <w:t>AngularJS</w:t>
       </w:r>
       <w:r>
         <w:t>, JavaScript, HTML, CSS, C#, ASP.NET MVC, and SQL Server under senior engineering guidance.</w:t>
@@ -3521,16 +3511,7 @@
         <w:jc w:val="both"/>
       </w:pPr>
       <w:r>
-        <w:t xml:space="preserve">Built small UI enhancements for ticketing, reporting, and inventory workflows, improving internal user efficiency by </w:t>
-      </w:r>
-      <w:r>
-        <w:rPr>
-          <w:rStyle w:val="Strong"/>
-        </w:rPr>
-        <w:t>12%</w:t>
-      </w:r>
-      <w:r>
-        <w:t xml:space="preserve"> through cleaner forms and faster navigation.</w:t>
+        <w:t>Built small UI enhancements for ticketing, reporting, and inventory workflows, improving internal user efficiency through cleaner forms and faster navigation.</w:t>
       </w:r>
     </w:p>
     <w:p>
@@ -3557,36 +3538,6 @@
       </w:pPr>
       <w:r>
         <w:t>Assisted with SQL query updates, stored procedure changes, and API endpoint fixes to keep internal operations tools accurate and stable for business users.</w:t>
-      </w:r>
-    </w:p>
-    <w:p>
-      <w:pPr>
-        <w:pStyle w:val="NormalWeb"/>
-        <w:numPr>
-          <w:ilvl w:val="0"/>
-          <w:numId w:val="6"/>
-        </w:numPr>
-        <w:jc w:val="both"/>
-      </w:pPr>
-      <w:r>
-        <w:t xml:space="preserve">Participated in code reviews, </w:t>
-      </w:r>
-      <w:proofErr w:type="gramStart"/>
-      <w:r>
-        <w:t>Agile</w:t>
-      </w:r>
-      <w:proofErr w:type="gramEnd"/>
-      <w:r>
-        <w:t xml:space="preserve"> ceremonies, documentation updates, and release testing while building strong foundations in </w:t>
-      </w:r>
-      <w:r>
-        <w:rPr>
-          <w:rStyle w:val="Strong"/>
-        </w:rPr>
-        <w:t>AngularJS</w:t>
-      </w:r>
-      <w:r>
-        <w:t>, backend development, and software delivery.</w:t>
       </w:r>
     </w:p>
     <w:p>
@@ -7539,7 +7490,7 @@
 </file>
 
 <file path=customXml/itemProps1.xml><?xml version="1.0" encoding="utf-8"?>
-<ds:datastoreItem xmlns:ds="http://schemas.openxmlformats.org/officeDocument/2006/customXml" ds:itemID="{68D644C6-24CF-4C7D-AA33-D534A40B8669}">
+<ds:datastoreItem xmlns:ds="http://schemas.openxmlformats.org/officeDocument/2006/customXml" ds:itemID="{6783E5AC-46D0-4731-AE0E-982886EF8539}">
   <ds:schemaRefs>
     <ds:schemaRef ds:uri="http://schemas.openxmlformats.org/officeDocument/2006/bibliography"/>
   </ds:schemaRefs>
